--- a/downloads/teacher/04 Units/Unit 04 - Environmental Design and Management - Spaces We Live In/Lesson 04.12 - Plan Scale Drawing and Traffic Flow.docx
+++ b/downloads/teacher/04 Units/Unit 04 - Environmental Design and Management - Spaces We Live In/Lesson 04.12 - Plan Scale Drawing and Traffic Flow.docx
@@ -268,23 +268,41 @@
       <w:r>
         <w:t xml:space="preserve">By the end of this lesson, students will be able to:</w:t>
       </w:r>
-      <w:r>
-        <w:t xml:space="preserve"> </w:t>
-      </w:r>
-      <w:r>
-        <w:t xml:space="preserve">1. (Low) Given the room dimensions on a client card, draw the room outline, doors, windows, and closet to scale on graph paper with the correct symbols and the scale written on the sheet.</w:t>
-      </w:r>
-      <w:r>
-        <w:t xml:space="preserve"> </w:t>
-      </w:r>
-      <w:r>
-        <w:t xml:space="preserve">2. (Mid) Place scaled furniture cut-outs to create the zones the client needs, then measure every path and check it against the rule (36 inches for a walker or wheelchair path, 30 inches everywhere else) and against balance, focal point, and proportion.</w:t>
-      </w:r>
-      <w:r>
-        <w:t xml:space="preserve"> </w:t>
-      </w:r>
-      <w:r>
-        <w:t xml:space="preserve">3. (High) Revise the plan after a peer review and justify in writing two changes made and one suggestion rejected.</w:t>
+    </w:p>
+    <w:p>
+      <w:pPr>
+        <w:numPr>
+          <w:ilvl w:val="0"/>
+          <w:numId w:val="1002"/>
+        </w:numPr>
+        <w:pStyle w:val="Compact"/>
+      </w:pPr>
+      <w:r>
+        <w:t xml:space="preserve">(Low) Given the room dimensions on a client card, draw the room outline, doors, windows, and closet to scale on graph paper with the correct symbols and the scale written on the sheet.</w:t>
+      </w:r>
+    </w:p>
+    <w:p>
+      <w:pPr>
+        <w:numPr>
+          <w:ilvl w:val="0"/>
+          <w:numId w:val="1002"/>
+        </w:numPr>
+        <w:pStyle w:val="Compact"/>
+      </w:pPr>
+      <w:r>
+        <w:t xml:space="preserve">(Mid) Place scaled furniture cut-outs to create the zones the client needs, then measure every path and check it against the rule (36 inches for a walker or wheelchair path, 30 inches everywhere else) and against balance, focal point, and proportion.</w:t>
+      </w:r>
+    </w:p>
+    <w:p>
+      <w:pPr>
+        <w:numPr>
+          <w:ilvl w:val="0"/>
+          <w:numId w:val="1002"/>
+        </w:numPr>
+        <w:pStyle w:val="Compact"/>
+      </w:pPr>
+      <w:r>
+        <w:t xml:space="preserve">(High) Revise the plan after a peer review and justify in writing two changes made and one suggestion rejected.</w:t>
       </w:r>
     </w:p>
     <w:p>
@@ -340,7 +358,7 @@
       <w:pPr>
         <w:numPr>
           <w:ilvl w:val="0"/>
-          <w:numId w:val="1002"/>
+          <w:numId w:val="1003"/>
         </w:numPr>
         <w:pStyle w:val="Compact"/>
       </w:pPr>
@@ -358,7 +376,7 @@
       <w:pPr>
         <w:numPr>
           <w:ilvl w:val="0"/>
-          <w:numId w:val="1002"/>
+          <w:numId w:val="1003"/>
         </w:numPr>
         <w:pStyle w:val="Compact"/>
       </w:pPr>
@@ -379,7 +397,7 @@
       <w:pPr>
         <w:numPr>
           <w:ilvl w:val="0"/>
-          <w:numId w:val="1002"/>
+          <w:numId w:val="1003"/>
         </w:numPr>
         <w:pStyle w:val="Compact"/>
       </w:pPr>
@@ -391,7 +409,7 @@
       <w:pPr>
         <w:numPr>
           <w:ilvl w:val="0"/>
-          <w:numId w:val="1002"/>
+          <w:numId w:val="1003"/>
         </w:numPr>
         <w:pStyle w:val="Compact"/>
       </w:pPr>
@@ -403,7 +421,7 @@
       <w:pPr>
         <w:numPr>
           <w:ilvl w:val="0"/>
-          <w:numId w:val="1002"/>
+          <w:numId w:val="1003"/>
         </w:numPr>
         <w:pStyle w:val="Compact"/>
       </w:pPr>
@@ -415,7 +433,7 @@
       <w:pPr>
         <w:numPr>
           <w:ilvl w:val="0"/>
-          <w:numId w:val="1002"/>
+          <w:numId w:val="1003"/>
         </w:numPr>
         <w:pStyle w:val="Compact"/>
       </w:pPr>
@@ -427,7 +445,7 @@
       <w:pPr>
         <w:numPr>
           <w:ilvl w:val="0"/>
-          <w:numId w:val="1002"/>
+          <w:numId w:val="1003"/>
         </w:numPr>
         <w:pStyle w:val="Compact"/>
       </w:pPr>
@@ -454,7 +472,7 @@
       <w:pPr>
         <w:numPr>
           <w:ilvl w:val="0"/>
-          <w:numId w:val="1002"/>
+          <w:numId w:val="1003"/>
         </w:numPr>
         <w:pStyle w:val="Compact"/>
       </w:pPr>
@@ -1256,49 +1274,85 @@
       <w:r>
         <w:t xml:space="preserve">Monitor understanding:</w:t>
       </w:r>
-      <w:r>
-        <w:t xml:space="preserve"> </w:t>
-      </w:r>
-      <w:r>
-        <w:t xml:space="preserve">- How many squares is 36 inches at our project scale? At 1/4 inch = 1 foot?</w:t>
-      </w:r>
-      <w:r>
-        <w:t xml:space="preserve"> </w:t>
-      </w:r>
-      <w:r>
-        <w:t xml:space="preserve">- Show me the path from the door to the bed. Where is it narrowest?</w:t>
-      </w:r>
-      <w:r>
-        <w:t xml:space="preserve"> </w:t>
-      </w:r>
-      <w:r>
-        <w:t xml:space="preserve">- What is the focal point in your plan? What would a person see first from the door?</w:t>
-      </w:r>
-    </w:p>
-    <w:p>
-      <w:pPr>
-        <w:pStyle w:val="BodyText"/>
+    </w:p>
+    <w:p>
+      <w:pPr>
+        <w:numPr>
+          <w:ilvl w:val="0"/>
+          <w:numId w:val="1004"/>
+        </w:numPr>
+        <w:pStyle w:val="Compact"/>
+      </w:pPr>
+      <w:r>
+        <w:t xml:space="preserve">How many squares is 36 inches at our project scale? At 1/4 inch = 1 foot?</w:t>
+      </w:r>
+    </w:p>
+    <w:p>
+      <w:pPr>
+        <w:numPr>
+          <w:ilvl w:val="0"/>
+          <w:numId w:val="1004"/>
+        </w:numPr>
+        <w:pStyle w:val="Compact"/>
+      </w:pPr>
+      <w:r>
+        <w:t xml:space="preserve">Show me the path from the door to the bed. Where is it narrowest?</w:t>
+      </w:r>
+    </w:p>
+    <w:p>
+      <w:pPr>
+        <w:numPr>
+          <w:ilvl w:val="0"/>
+          <w:numId w:val="1004"/>
+        </w:numPr>
+        <w:pStyle w:val="Compact"/>
+      </w:pPr>
+      <w:r>
+        <w:t xml:space="preserve">What is the focal point in your plan? What would a person see first from the door?</w:t>
+      </w:r>
+    </w:p>
+    <w:p>
+      <w:pPr>
+        <w:pStyle w:val="FirstParagraph"/>
       </w:pPr>
       <w:r>
         <w:t xml:space="preserve">Deepen learning:</w:t>
       </w:r>
-      <w:r>
-        <w:t xml:space="preserve"> </w:t>
-      </w:r>
-      <w:r>
-        <w:t xml:space="preserve">- Why does a bed need one open side? Who is that side for?</w:t>
-      </w:r>
-      <w:r>
-        <w:t xml:space="preserve"> </w:t>
-      </w:r>
-      <w:r>
-        <w:t xml:space="preserve">- Your peer suggested moving the desk under the window. What does the client gain and lose? (Light versus a desk that blocks the window from opening; a wheelchair user needs to reach the window latch.)</w:t>
-      </w:r>
-      <w:r>
-        <w:t xml:space="preserve"> </w:t>
-      </w:r>
-      <w:r>
-        <w:t xml:space="preserve">- In real construction, a plan like this is stamped by an architect before anyone builds. What is the architect’s stamp promising?</w:t>
+    </w:p>
+    <w:p>
+      <w:pPr>
+        <w:numPr>
+          <w:ilvl w:val="0"/>
+          <w:numId w:val="1005"/>
+        </w:numPr>
+        <w:pStyle w:val="Compact"/>
+      </w:pPr>
+      <w:r>
+        <w:t xml:space="preserve">Why does a bed need one open side? Who is that side for?</w:t>
+      </w:r>
+    </w:p>
+    <w:p>
+      <w:pPr>
+        <w:numPr>
+          <w:ilvl w:val="0"/>
+          <w:numId w:val="1005"/>
+        </w:numPr>
+        <w:pStyle w:val="Compact"/>
+      </w:pPr>
+      <w:r>
+        <w:t xml:space="preserve">Your peer suggested moving the desk under the window. What does the client gain and lose? (Light versus a desk that blocks the window from opening; a wheelchair user needs to reach the window latch.)</w:t>
+      </w:r>
+    </w:p>
+    <w:p>
+      <w:pPr>
+        <w:numPr>
+          <w:ilvl w:val="0"/>
+          <w:numId w:val="1005"/>
+        </w:numPr>
+        <w:pStyle w:val="Compact"/>
+      </w:pPr>
+      <w:r>
+        <w:t xml:space="preserve">In real construction, a plan like this is stamped by an architect before anyone builds. What is the architect’s stamp promising?</w:t>
       </w:r>
     </w:p>
     <w:p>
@@ -1435,7 +1489,7 @@
       <w:pPr>
         <w:numPr>
           <w:ilvl w:val="0"/>
-          <w:numId w:val="1003"/>
+          <w:numId w:val="1006"/>
         </w:numPr>
         <w:pStyle w:val="Compact"/>
       </w:pPr>
@@ -1459,7 +1513,7 @@
       <w:pPr>
         <w:numPr>
           <w:ilvl w:val="0"/>
-          <w:numId w:val="1003"/>
+          <w:numId w:val="1006"/>
         </w:numPr>
         <w:pStyle w:val="Compact"/>
       </w:pPr>
@@ -1471,7 +1525,7 @@
       <w:pPr>
         <w:numPr>
           <w:ilvl w:val="0"/>
-          <w:numId w:val="1003"/>
+          <w:numId w:val="1006"/>
         </w:numPr>
         <w:pStyle w:val="Compact"/>
       </w:pPr>
@@ -1483,7 +1537,7 @@
       <w:pPr>
         <w:numPr>
           <w:ilvl w:val="0"/>
-          <w:numId w:val="1003"/>
+          <w:numId w:val="1006"/>
         </w:numPr>
         <w:pStyle w:val="Compact"/>
       </w:pPr>
@@ -1495,7 +1549,7 @@
       <w:pPr>
         <w:numPr>
           <w:ilvl w:val="0"/>
-          <w:numId w:val="1003"/>
+          <w:numId w:val="1006"/>
         </w:numPr>
         <w:pStyle w:val="Compact"/>
       </w:pPr>
@@ -1507,7 +1561,7 @@
       <w:pPr>
         <w:numPr>
           <w:ilvl w:val="0"/>
-          <w:numId w:val="1003"/>
+          <w:numId w:val="1006"/>
         </w:numPr>
         <w:pStyle w:val="Compact"/>
       </w:pPr>
@@ -1808,7 +1862,7 @@
       <w:pPr>
         <w:numPr>
           <w:ilvl w:val="0"/>
-          <w:numId w:val="1004"/>
+          <w:numId w:val="1007"/>
         </w:numPr>
         <w:pStyle w:val="Compact"/>
       </w:pPr>
@@ -1832,7 +1886,7 @@
       <w:pPr>
         <w:numPr>
           <w:ilvl w:val="0"/>
-          <w:numId w:val="1004"/>
+          <w:numId w:val="1007"/>
         </w:numPr>
         <w:pStyle w:val="Compact"/>
       </w:pPr>
@@ -1844,7 +1898,7 @@
       <w:pPr>
         <w:numPr>
           <w:ilvl w:val="0"/>
-          <w:numId w:val="1004"/>
+          <w:numId w:val="1007"/>
         </w:numPr>
         <w:pStyle w:val="Compact"/>
       </w:pPr>
@@ -1877,7 +1931,7 @@
       <w:pPr>
         <w:numPr>
           <w:ilvl w:val="0"/>
-          <w:numId w:val="1004"/>
+          <w:numId w:val="1007"/>
         </w:numPr>
         <w:pStyle w:val="Compact"/>
       </w:pPr>
@@ -1901,7 +1955,7 @@
       <w:pPr>
         <w:numPr>
           <w:ilvl w:val="0"/>
-          <w:numId w:val="1004"/>
+          <w:numId w:val="1007"/>
         </w:numPr>
         <w:pStyle w:val="Compact"/>
       </w:pPr>
@@ -1913,7 +1967,7 @@
       <w:pPr>
         <w:numPr>
           <w:ilvl w:val="0"/>
-          <w:numId w:val="1004"/>
+          <w:numId w:val="1007"/>
         </w:numPr>
         <w:pStyle w:val="Compact"/>
       </w:pPr>
@@ -1950,7 +2004,7 @@
       <w:pPr>
         <w:numPr>
           <w:ilvl w:val="0"/>
-          <w:numId w:val="1005"/>
+          <w:numId w:val="1008"/>
         </w:numPr>
         <w:pStyle w:val="Compact"/>
       </w:pPr>
@@ -1962,7 +2016,7 @@
       <w:pPr>
         <w:numPr>
           <w:ilvl w:val="0"/>
-          <w:numId w:val="1005"/>
+          <w:numId w:val="1008"/>
         </w:numPr>
         <w:pStyle w:val="Compact"/>
       </w:pPr>
@@ -1974,7 +2028,7 @@
       <w:pPr>
         <w:numPr>
           <w:ilvl w:val="0"/>
-          <w:numId w:val="1005"/>
+          <w:numId w:val="1008"/>
         </w:numPr>
         <w:pStyle w:val="Compact"/>
       </w:pPr>
@@ -1986,7 +2040,7 @@
       <w:pPr>
         <w:numPr>
           <w:ilvl w:val="0"/>
-          <w:numId w:val="1005"/>
+          <w:numId w:val="1008"/>
         </w:numPr>
         <w:pStyle w:val="Compact"/>
       </w:pPr>
@@ -1998,7 +2052,7 @@
       <w:pPr>
         <w:numPr>
           <w:ilvl w:val="0"/>
-          <w:numId w:val="1005"/>
+          <w:numId w:val="1008"/>
         </w:numPr>
         <w:pStyle w:val="Compact"/>
       </w:pPr>
@@ -2028,7 +2082,7 @@
       <w:pPr>
         <w:numPr>
           <w:ilvl w:val="0"/>
-          <w:numId w:val="1005"/>
+          <w:numId w:val="1008"/>
         </w:numPr>
         <w:pStyle w:val="Compact"/>
       </w:pPr>
@@ -2324,6 +2378,118 @@
       </w:pPr>
     </w:lvl>
   </w:abstractNum>
+  <w:abstractNum w:abstractNumId="99411">
+    <w:nsid w:val="71315dca"/>
+    <w:multiLevelType w:val="multilevel"/>
+    <w:lvl w:ilvl="0">
+      <w:start w:val="1"/>
+      <w:numFmt w:val="decimal"/>
+      <w:lvlText w:val="%1."/>
+      <w:lvlJc w:val="left"/>
+      <w:pPr>
+        <w:tabs>
+          <w:tab w:val="num" w:pos="0"/>
+        </w:tabs>
+        <w:ind w:left="480" w:hanging="480"/>
+      </w:pPr>
+    </w:lvl>
+    <w:lvl w:ilvl="1">
+      <w:start w:val="1"/>
+      <w:numFmt w:val="decimal"/>
+      <w:lvlText w:val="%2."/>
+      <w:lvlJc w:val="left"/>
+      <w:pPr>
+        <w:tabs>
+          <w:tab w:val="num" w:pos="720"/>
+        </w:tabs>
+        <w:ind w:left="1200" w:hanging="480"/>
+      </w:pPr>
+    </w:lvl>
+    <w:lvl w:ilvl="2">
+      <w:start w:val="1"/>
+      <w:numFmt w:val="decimal"/>
+      <w:lvlText w:val="%3."/>
+      <w:lvlJc w:val="left"/>
+      <w:pPr>
+        <w:tabs>
+          <w:tab w:val="num" w:pos="1440"/>
+        </w:tabs>
+        <w:ind w:left="1920" w:hanging="480"/>
+      </w:pPr>
+    </w:lvl>
+    <w:lvl w:ilvl="3">
+      <w:start w:val="1"/>
+      <w:numFmt w:val="decimal"/>
+      <w:lvlText w:val="%4."/>
+      <w:lvlJc w:val="left"/>
+      <w:pPr>
+        <w:tabs>
+          <w:tab w:val="num" w:pos="2160"/>
+        </w:tabs>
+        <w:ind w:left="2640" w:hanging="480"/>
+      </w:pPr>
+    </w:lvl>
+    <w:lvl w:ilvl="4">
+      <w:start w:val="1"/>
+      <w:numFmt w:val="decimal"/>
+      <w:lvlText w:val="%5."/>
+      <w:lvlJc w:val="left"/>
+      <w:pPr>
+        <w:tabs>
+          <w:tab w:val="num" w:pos="2880"/>
+        </w:tabs>
+        <w:ind w:left="3360" w:hanging="480"/>
+      </w:pPr>
+    </w:lvl>
+    <w:lvl w:ilvl="5">
+      <w:start w:val="1"/>
+      <w:numFmt w:val="decimal"/>
+      <w:lvlText w:val="%6."/>
+      <w:lvlJc w:val="left"/>
+      <w:pPr>
+        <w:tabs>
+          <w:tab w:val="num" w:pos="3600"/>
+        </w:tabs>
+        <w:ind w:left="4080" w:hanging="480"/>
+      </w:pPr>
+    </w:lvl>
+    <w:lvl w:ilvl="6">
+      <w:start w:val="1"/>
+      <w:numFmt w:val="decimal"/>
+      <w:lvlText w:val="%7."/>
+      <w:lvlJc w:val="left"/>
+      <w:pPr>
+        <w:tabs>
+          <w:tab w:val="num" w:pos="4320"/>
+        </w:tabs>
+        <w:ind w:left="4800" w:hanging="480"/>
+      </w:pPr>
+    </w:lvl>
+    <w:lvl w:ilvl="7">
+      <w:start w:val="1"/>
+      <w:numFmt w:val="decimal"/>
+      <w:lvlText w:val="%8."/>
+      <w:lvlJc w:val="left"/>
+      <w:pPr>
+        <w:tabs>
+          <w:tab w:val="num" w:pos="5040"/>
+        </w:tabs>
+        <w:ind w:left="5520" w:hanging="480"/>
+      </w:pPr>
+    </w:lvl>
+    <w:lvl w:ilvl="8">
+      <w:start w:val="1"/>
+      <w:numFmt w:val="decimal"/>
+      <w:lvlText w:val="%9."/>
+      <w:lvlJc w:val="left"/>
+      <w:pPr>
+        <w:tabs>
+          <w:tab w:val="num" w:pos="5760"/>
+        </w:tabs>
+        <w:ind w:left="6240" w:hanging="480"/>
+      </w:pPr>
+    </w:lvl>
+  </w:abstractNum>
   <w:num w:numId="1000">
     <w:abstractNumId w:val="990"/>
   </w:num>
@@ -2331,7 +2497,34 @@
     <w:abstractNumId w:val="991"/>
   </w:num>
   <w:num w:numId="1002">
-    <w:abstractNumId w:val="991"/>
+    <w:abstractNumId w:val="99411"/>
+    <w:lvlOverride w:ilvl="0">
+      <w:startOverride w:val="1"/>
+    </w:lvlOverride>
+    <w:lvlOverride w:ilvl="1">
+      <w:startOverride w:val="1"/>
+    </w:lvlOverride>
+    <w:lvlOverride w:ilvl="2">
+      <w:startOverride w:val="1"/>
+    </w:lvlOverride>
+    <w:lvlOverride w:ilvl="3">
+      <w:startOverride w:val="1"/>
+    </w:lvlOverride>
+    <w:lvlOverride w:ilvl="4">
+      <w:startOverride w:val="1"/>
+    </w:lvlOverride>
+    <w:lvlOverride w:ilvl="5">
+      <w:startOverride w:val="1"/>
+    </w:lvlOverride>
+    <w:lvlOverride w:ilvl="6">
+      <w:startOverride w:val="1"/>
+    </w:lvlOverride>
+    <w:lvlOverride w:ilvl="7">
+      <w:startOverride w:val="1"/>
+    </w:lvlOverride>
+    <w:lvlOverride w:ilvl="8">
+      <w:startOverride w:val="1"/>
+    </w:lvlOverride>
   </w:num>
   <w:num w:numId="1003">
     <w:abstractNumId w:val="991"/>
@@ -2340,6 +2533,15 @@
     <w:abstractNumId w:val="991"/>
   </w:num>
   <w:num w:numId="1005">
+    <w:abstractNumId w:val="991"/>
+  </w:num>
+  <w:num w:numId="1006">
+    <w:abstractNumId w:val="991"/>
+  </w:num>
+  <w:num w:numId="1007">
+    <w:abstractNumId w:val="991"/>
+  </w:num>
+  <w:num w:numId="1008">
     <w:abstractNumId w:val="991"/>
   </w:num>
 </w:numbering>

--- a/downloads/teacher/04 Units/Unit 04 - Environmental Design and Management - Spaces We Live In/Lesson 04.12 - Plan Scale Drawing and Traffic Flow.docx
+++ b/downloads/teacher/04 Units/Unit 04 - Environmental Design and Management - Spaces We Live In/Lesson 04.12 - Plan Scale Drawing and Traffic Flow.docx
@@ -188,25 +188,7 @@
         <w:pStyle w:val="FirstParagraph"/>
       </w:pPr>
       <w:r>
-        <w:t xml:space="preserve">The task named a PSI sub-line on</w:t>
-      </w:r>
-      <w:r>
-        <w:t xml:space="preserve"> </w:t>
-      </w:r>
-      <w:r>
-        <w:t xml:space="preserve">“</w:t>
-      </w:r>
-      <w:r>
-        <w:t xml:space="preserve">sketching.</w:t>
-      </w:r>
-      <w:r>
-        <w:t xml:space="preserve">”</w:t>
-      </w:r>
-      <w:r>
-        <w:t xml:space="preserve"> </w:t>
-      </w:r>
-      <w:r>
-        <w:t xml:space="preserve">No sub-line in PSI 2. a) says sketching; the drawing is the form that sub-lines d. and e. take here, so those are cited instead.</w:t>
+        <w:t xml:space="preserve">No sub-line in PSI 2. a) says sketching; the drawing is the form that sub-lines d. and e. take here, so those are the lines cited.</w:t>
       </w:r>
     </w:p>
     <w:p>
@@ -383,15 +365,6 @@
       <w:r>
         <w:t xml:space="preserve">Quarter-inch graph paper, two sheets per student (Day 1) plus one spare; 11 by 17 graph paper for tiny house teams if available</w:t>
       </w:r>
-      <w:r>
-        <w:t xml:space="preserve"> </w:t>
-      </w:r>
-      <w:r>
-        <w:rPr>
-          <w:rStyle w:val="TeacherNote"/>
-        </w:rPr>
-        <w:t xml:space="preserve">[Sal: if you have only letter size, tiny house teams draw at 1/4 inch = 1 foot]</w:t>
-      </w:r>
     </w:p>
     <w:p>
       <w:pPr>
@@ -479,15 +452,6 @@
       <w:r>
         <w:t xml:space="preserve">Setup notes: photocopy the cut-out sheet on card stock if you can; it survives moving around. Put the two tape strips on the floor before class.</w:t>
       </w:r>
-      <w:r>
-        <w:t xml:space="preserve"> </w:t>
-      </w:r>
-      <w:r>
-        <w:rPr>
-          <w:rStyle w:val="TeacherNote"/>
-        </w:rPr>
-        <w:t xml:space="preserve">[Sal: a real walker or a borrowed wheelchair from the nurse’s office, rolled through the 30-inch strip, makes the rule real in ten seconds.]</w:t>
-      </w:r>
     </w:p>
     <w:p>
       <w:pPr>
@@ -543,7 +507,7 @@
         <w:t xml:space="preserve"> </w:t>
       </w:r>
       <w:r>
-        <w:t xml:space="preserve">(floor plan stack, day 6): On the board:</w:t>
+        <w:t xml:space="preserve">(floor plan stack, sketch 6): On the board:</w:t>
       </w:r>
       <w:r>
         <w:t xml:space="preserve"> </w:t>
@@ -552,7 +516,7 @@
         <w:t xml:space="preserve">“</w:t>
       </w:r>
       <w:r>
-        <w:t xml:space="preserve">Here is a plan of a 12 by 14 room with the bed in the middle of the floor [draw it on the board or show slide 1]. Redraw it at 1/4 inch = 1 foot with the bed against a wall and a straight path from the door to the window.</w:t>
+        <w:t xml:space="preserve">Here is a plan of a 12 by 14 room with the bed in the middle of the floor (draw it on the board or show slide 1). Redraw it at 1/4 inch = 1 foot with the bed against a wall and a straight path from the door to the window.</w:t>
       </w:r>
       <w:r>
         <w:t xml:space="preserve">”</w:t>
@@ -596,7 +560,7 @@
         <w:t xml:space="preserve"> </w:t>
       </w:r>
       <w:r>
-        <w:t xml:space="preserve">(floor plan stack, day 7):</w:t>
+        <w:t xml:space="preserve">(floor plan stack, sketch 7):</w:t>
       </w:r>
       <w:r>
         <w:t xml:space="preserve"> </w:t>
@@ -1542,7 +1506,7 @@
         <w:pStyle w:val="Compact"/>
       </w:pPr>
       <w:r>
-        <w:t xml:space="preserve">Grade 8 stretch: calculate the room’s floor area in square feet and the floor area covered by furniture, then state the percentage open (a good bedroom is roughly 50 to 60 percent open floor [Sal: this is a rule of thumb, not a code line; say so]); tiny house teams draw the loft as a second small plan at the same scale.</w:t>
+        <w:t xml:space="preserve">Grade 8 stretch: calculate the room’s floor area in square feet and the floor area covered by furniture, then state the percentage open (a good bedroom is roughly 50 to 60 percent open floor); tiny house teams draw the loft as a second small plan at the same scale.</w:t>
       </w:r>
     </w:p>
     <w:p>
@@ -1836,16 +1800,7 @@
         <w:pStyle w:val="FirstParagraph"/>
       </w:pPr>
       <w:r>
-        <w:t xml:space="preserve">Math: scale factors, unit conversion (feet to inches to squares), area in square feet, percent of area (grade 8 stretch). This is the same scale math the math teacher does with maps and similar figures; share the handout so the math teacher can use a floor plan as a problem. Technology or art: if the school has a free floor-plan web app, the Day 2 plan can be redrawn digitally as an extension</w:t>
-      </w:r>
-      <w:r>
-        <w:t xml:space="preserve"> </w:t>
-      </w:r>
-      <w:r>
-        <w:rPr>
-          <w:rStyle w:val="TeacherNote"/>
-        </w:rPr>
-        <w:t xml:space="preserve">[Sal: name the app the school allows].</w:t>
+        <w:t xml:space="preserve">Math: scale factors, unit conversion (feet to inches to squares), area in square feet, percent of area (grade 8 stretch). This is the same scale math the math teacher does with maps and similar figures; share the handout so the math teacher can use a floor plan as a problem. Technology or art: if the school has a free floor-plan web app, the Day 2 plan can be redrawn digitally as an extension.</w:t>
       </w:r>
     </w:p>
     <w:p>
@@ -1917,15 +1872,6 @@
       <w:r>
         <w:t xml:space="preserve">, section 2.</w:t>
       </w:r>
-      <w:r>
-        <w:t xml:space="preserve"> </w:t>
-      </w:r>
-      <w:r>
-        <w:rPr>
-          <w:rStyle w:val="TeacherNote"/>
-        </w:rPr>
-        <w:t xml:space="preserve">[Sal: confirm against the NYSED PDF.]</w:t>
-      </w:r>
     </w:p>
     <w:p>
       <w:pPr>
@@ -1972,22 +1918,7 @@
         <w:pStyle w:val="Compact"/>
       </w:pPr>
       <w:r>
-        <w:t xml:space="preserve">Sal’s own materials:</w:t>
-      </w:r>
-      <w:r>
-        <w:t xml:space="preserve"> </w:t>
-      </w:r>
-      <w:r>
-        <w:rPr>
-          <w:rStyle w:val="VerbatimChar"/>
-        </w:rPr>
-        <w:t xml:space="preserve">Lesson Dups/Unit_1_Interior_Design/education_teachingwork_floor_plan_frenzy_2026_04.docx</w:t>
-      </w:r>
-      <w:r>
-        <w:t xml:space="preserve"> </w:t>
-      </w:r>
-      <w:r>
-        <w:t xml:space="preserve">(the floor plan idea used in Lesson 4.10; this lesson continues it at the project scale).</w:t>
+        <w:t xml:space="preserve">My own materials: (the floor plan idea used in Lesson 4.10; this lesson continues it at the project scale).</w:t>
       </w:r>
     </w:p>
     <w:p>
@@ -2076,21 +2007,6 @@
       </w:r>
       <w:r>
         <w:t xml:space="preserve">routine from Lesson 1.19. Students know it; hold them to it.</w:t>
-      </w:r>
-    </w:p>
-    <w:p>
-      <w:pPr>
-        <w:numPr>
-          <w:ilvl w:val="0"/>
-          <w:numId w:val="1008"/>
-        </w:numPr>
-        <w:pStyle w:val="Compact"/>
-      </w:pPr>
-      <w:r>
-        <w:rPr>
-          <w:rStyle w:val="TeacherNote"/>
-        </w:rPr>
-        <w:t xml:space="preserve">[Sal: keep a few finished plans from each class, with permission and no names, for next year’s Day 1 demo.]</w:t>
       </w:r>
     </w:p>
     <w:sectPr>
